--- a/examples/outputs/conditionals-output.docx
+++ b/examples/outputs/conditionals-output.docx
@@ -18,7 +18,7 @@
     </w:p>
     <w:p>
       <w:r>
-        <w:t xml:space="preserve">Date: 2025-12-23</w:t>
+        <w:t xml:space="preserve">Date: 2025-01-15</w:t>
       </w:r>
     </w:p>
     <w:p>
